--- a/docs/docx/module/genomic_med_prs.docx
+++ b/docs/docx/module/genomic_med_prs.docx
@@ -426,7 +426,7 @@
       </w:r>
     </w:p>
     <w:bookmarkEnd w:id="34"/>
-    <w:bookmarkStart w:id="50" w:name="materials"/>
+    <w:bookmarkStart w:id="54" w:name="materials"/>
     <w:p>
       <w:pPr>
         <w:pStyle w:val="Heading2"/>
@@ -813,14 +813,13 @@
       </w:r>
     </w:p>
     <w:bookmarkEnd w:id="49"/>
-    <w:bookmarkEnd w:id="50"/>
-    <w:bookmarkStart w:id="51" w:name="scientific-topics"/>
-    <w:p>
-      <w:pPr>
-        <w:pStyle w:val="Heading2"/>
-      </w:pPr>
-      <w:r>
-        <w:t xml:space="preserve">Scientific Topics</w:t>
+    <w:bookmarkStart w:id="53" w:name="alternative-datasets"/>
+    <w:p>
+      <w:pPr>
+        <w:pStyle w:val="Heading3"/>
+      </w:pPr>
+      <w:r>
+        <w:t xml:space="preserve">Alternative Datasets</w:t>
       </w:r>
     </w:p>
     <w:p>
@@ -828,97 +827,439 @@
         <w:pStyle w:val="FirstParagraph"/>
       </w:pPr>
       <w:r>
-        <w:t xml:space="preserve">This activity focuses on understanding genetic risk in human disease. Students will gain exposure to the following:</w:t>
-      </w:r>
-    </w:p>
-    <w:p>
-      <w:pPr>
+        <w:t xml:space="preserve">You might want to swap out some of the datasets used. Here are some additional individuals with prostate cancer markers that are appropriate for the</w:t>
+      </w:r>
+      <w:r>
+        <w:t xml:space="preserve"> </w:t>
+      </w:r>
+      <w:r>
+        <w:rPr>
+          <w:i/>
+          <w:iCs/>
+        </w:rPr>
+        <w:t xml:space="preserve">Conti</w:t>
+      </w:r>
+      <w:r>
+        <w:t xml:space="preserve"> </w:t>
+      </w:r>
+      <w:r>
+        <w:t xml:space="preserve">and</w:t>
+      </w:r>
+      <w:r>
+        <w:t xml:space="preserve"> </w:t>
+      </w:r>
+      <w:r>
+        <w:rPr>
+          <w:i/>
+          <w:iCs/>
+        </w:rPr>
+        <w:t xml:space="preserve">Eeles</w:t>
+      </w:r>
+      <w:r>
+        <w:t xml:space="preserve"> </w:t>
+      </w:r>
+      <w:r>
+        <w:t xml:space="preserve">studies:</w:t>
+      </w:r>
+    </w:p>
+    <w:p>
+      <w:pPr>
+        <w:pStyle w:val="Compact"/>
         <w:numPr>
           <w:ilvl w:val="0"/>
           <w:numId w:val="1004"/>
         </w:numPr>
       </w:pPr>
-      <w:r>
-        <w:t xml:space="preserve">Polygenic Risk Scores (PRS): This method estimates disease risk based on the cumulative effect of many genetic variants, each contributing a small amount. Students will use an online calculator.</w:t>
-      </w:r>
-    </w:p>
-    <w:p>
-      <w:pPr>
+      <w:hyperlink r:id="rId50">
+        <w:r>
+          <w:rPr>
+            <w:rStyle w:val="Hyperlink"/>
+          </w:rPr>
+          <w:t xml:space="preserve">https://genomicseducation.org/data/prs_ind_3.txt</w:t>
+        </w:r>
+      </w:hyperlink>
+      <w:r>
+        <w:br/>
+      </w:r>
+    </w:p>
+    <w:p>
+      <w:pPr>
+        <w:pStyle w:val="Compact"/>
         <w:numPr>
           <w:ilvl w:val="0"/>
           <w:numId w:val="1004"/>
         </w:numPr>
       </w:pPr>
-      <w:r>
-        <w:t xml:space="preserve">Genomic Medicine: Discipline that uses genome-wide variant data to guide diagnosis and help determine treatment plans, especially for common diseases like diabetes or heart disease.</w:t>
-      </w:r>
-    </w:p>
-    <w:p>
-      <w:pPr>
+      <w:hyperlink r:id="rId51">
+        <w:r>
+          <w:rPr>
+            <w:rStyle w:val="Hyperlink"/>
+          </w:rPr>
+          <w:t xml:space="preserve">https://genomicseducation.org/data/prs_ind_4.txt</w:t>
+        </w:r>
+      </w:hyperlink>
+      <w:r>
+        <w:br/>
+      </w:r>
+    </w:p>
+    <w:p>
+      <w:pPr>
+        <w:pStyle w:val="Compact"/>
         <w:numPr>
           <w:ilvl w:val="0"/>
           <w:numId w:val="1004"/>
         </w:numPr>
       </w:pPr>
-      <w:r>
-        <w:t xml:space="preserve">Genomic Databases: Students will look up variants linked to disease traits in EMBL-EBI, which are used to calculate PRS.</w:t>
-      </w:r>
-    </w:p>
-    <w:p>
-      <w:pPr>
-        <w:numPr>
-          <w:ilvl w:val="0"/>
-          <w:numId w:val="1004"/>
-        </w:numPr>
-      </w:pPr>
-      <w:r>
-        <w:t xml:space="preserve">Ethics &amp; Equity in Genomics: Current PRS tools are more accurate in individuals of European ancestry, which can facilitate discussion about health disparities and life saving treatment (e.g., early screening).</w:t>
-      </w:r>
-    </w:p>
-    <w:bookmarkEnd w:id="51"/>
-    <w:bookmarkStart w:id="52" w:name="outline"/>
-    <w:p>
-      <w:pPr>
-        <w:pStyle w:val="Heading2"/>
-      </w:pPr>
-      <w:r>
-        <w:t xml:space="preserve">Outline</w:t>
-      </w:r>
-    </w:p>
-    <w:p>
-      <w:pPr>
+      <w:hyperlink r:id="rId52">
+        <w:r>
+          <w:rPr>
+            <w:rStyle w:val="Hyperlink"/>
+          </w:rPr>
+          <w:t xml:space="preserve">https://genomicseducation.org/data/prs_ind_5.txt</w:t>
+        </w:r>
+      </w:hyperlink>
+    </w:p>
+    <w:p>
+      <w:pPr>
+        <w:pStyle w:val="FirstParagraph"/>
+      </w:pPr>
+      <w:r>
+        <w:t xml:space="preserve">You can also generate your own! Just change a few of the alleles.</w:t>
+      </w:r>
+    </w:p>
+    <w:p>
+      <w:pPr>
+        <w:pStyle w:val="BodyText"/>
+      </w:pPr>
+      <w:r>
+        <w:t xml:space="preserve">To create an activity around a different condition, we recommend the following steps:</w:t>
+      </w:r>
+    </w:p>
+    <w:p>
+      <w:pPr>
+        <w:pStyle w:val="Compact"/>
         <w:numPr>
           <w:ilvl w:val="0"/>
           <w:numId w:val="1005"/>
         </w:numPr>
       </w:pPr>
       <w:r>
-        <w:t xml:space="preserve">Part 1: Background and Data (30-40 minutes)</w:t>
-      </w:r>
-    </w:p>
-    <w:p>
-      <w:pPr>
+        <w:t xml:space="preserve">Identify a study of interest. For example, you might look at a study on addiction like GCST001880.</w:t>
+      </w:r>
+      <w:r>
+        <w:br/>
+      </w:r>
+    </w:p>
+    <w:p>
+      <w:pPr>
+        <w:pStyle w:val="Compact"/>
         <w:numPr>
           <w:ilvl w:val="0"/>
           <w:numId w:val="1005"/>
         </w:numPr>
       </w:pPr>
       <w:r>
-        <w:t xml:space="preserve">Part 2: Calculating PRS Score (45 minutes)</w:t>
-      </w:r>
-    </w:p>
-    <w:p>
-      <w:pPr>
+        <w:t xml:space="preserve">Looks this study up on https://www.ebi.ac.uk/gwas/home.</w:t>
+      </w:r>
+    </w:p>
+    <w:p>
+      <w:pPr>
+        <w:pStyle w:val="Compact"/>
         <w:numPr>
           <w:ilvl w:val="0"/>
           <w:numId w:val="1005"/>
         </w:numPr>
       </w:pPr>
       <w:r>
+        <w:t xml:space="preserve">Find risk markers and start creating some test results! For example, we can see that rs2377339-G is a risk allele. We might want to include that in the panel.</w:t>
+      </w:r>
+      <w:r>
+        <w:br/>
+      </w:r>
+    </w:p>
+    <w:p>
+      <w:pPr>
+        <w:pStyle w:val="Compact"/>
+        <w:numPr>
+          <w:ilvl w:val="0"/>
+          <w:numId w:val="1005"/>
+        </w:numPr>
+      </w:pPr>
+      <w:r>
+        <w:t xml:space="preserve">Try to include some non-risk alleles and make sure there is enough data (at least 10 markers). Don’t forget to replace the</w:t>
+      </w:r>
+      <w:r>
+        <w:t xml:space="preserve"> </w:t>
+      </w:r>
+      <w:r>
+        <w:rPr>
+          <w:rStyle w:val="VerbatimChar"/>
+        </w:rPr>
+        <w:t xml:space="preserve">-</w:t>
+      </w:r>
+      <w:r>
+        <w:t xml:space="preserve"> </w:t>
+      </w:r>
+      <w:r>
+        <w:t xml:space="preserve">with</w:t>
+      </w:r>
+      <w:r>
+        <w:t xml:space="preserve"> </w:t>
+      </w:r>
+      <w:r>
+        <w:rPr>
+          <w:rStyle w:val="VerbatimChar"/>
+        </w:rPr>
+        <w:t xml:space="preserve">:</w:t>
+      </w:r>
+      <w:r>
+        <w:t xml:space="preserve">. For example, we might start tweaking the following panel:</w:t>
+      </w:r>
+    </w:p>
+    <w:p>
+      <w:pPr>
+        <w:pStyle w:val="SourceCode"/>
+      </w:pPr>
+      <w:r>
+        <w:rPr>
+          <w:rStyle w:val="VerbatimChar"/>
+        </w:rPr>
+        <w:t xml:space="preserve">rs1465641:A</w:t>
+      </w:r>
+      <w:r>
+        <w:br/>
+      </w:r>
+      <w:r>
+        <w:rPr>
+          <w:rStyle w:val="VerbatimChar"/>
+        </w:rPr>
+        <w:t xml:space="preserve">rs12995333:T</w:t>
+      </w:r>
+      <w:r>
+        <w:br/>
+      </w:r>
+      <w:r>
+        <w:rPr>
+          <w:rStyle w:val="VerbatimChar"/>
+        </w:rPr>
+        <w:t xml:space="preserve">rs2163349:T</w:t>
+      </w:r>
+      <w:r>
+        <w:br/>
+      </w:r>
+      <w:r>
+        <w:rPr>
+          <w:rStyle w:val="VerbatimChar"/>
+        </w:rPr>
+        <w:t xml:space="preserve">rs7589342:T</w:t>
+      </w:r>
+      <w:r>
+        <w:br/>
+      </w:r>
+      <w:r>
+        <w:rPr>
+          <w:rStyle w:val="VerbatimChar"/>
+        </w:rPr>
+        <w:t xml:space="preserve">rs2377339:G</w:t>
+      </w:r>
+      <w:r>
+        <w:br/>
+      </w:r>
+      <w:r>
+        <w:rPr>
+          <w:rStyle w:val="VerbatimChar"/>
+        </w:rPr>
+        <w:t xml:space="preserve">rs4851870:C</w:t>
+      </w:r>
+      <w:r>
+        <w:br/>
+      </w:r>
+      <w:r>
+        <w:rPr>
+          <w:rStyle w:val="VerbatimChar"/>
+        </w:rPr>
+        <w:t xml:space="preserve">rs7589561:T</w:t>
+      </w:r>
+      <w:r>
+        <w:br/>
+      </w:r>
+      <w:r>
+        <w:rPr>
+          <w:rStyle w:val="VerbatimChar"/>
+        </w:rPr>
+        <w:t xml:space="preserve">rs4851095:C</w:t>
+      </w:r>
+      <w:r>
+        <w:br/>
+      </w:r>
+      <w:r>
+        <w:rPr>
+          <w:rStyle w:val="VerbatimChar"/>
+        </w:rPr>
+        <w:t xml:space="preserve">rs6741172:A</w:t>
+      </w:r>
+      <w:r>
+        <w:br/>
+      </w:r>
+      <w:r>
+        <w:rPr>
+          <w:rStyle w:val="VerbatimChar"/>
+        </w:rPr>
+        <w:t xml:space="preserve">rs1465639:G</w:t>
+      </w:r>
+      <w:r>
+        <w:br/>
+      </w:r>
+      <w:r>
+        <w:rPr>
+          <w:rStyle w:val="VerbatimChar"/>
+        </w:rPr>
+        <w:t xml:space="preserve">rs12043259:A</w:t>
+      </w:r>
+      <w:r>
+        <w:br/>
+      </w:r>
+      <w:r>
+        <w:rPr>
+          <w:rStyle w:val="VerbatimChar"/>
+        </w:rPr>
+        <w:t xml:space="preserve">rs2163350:C</w:t>
+      </w:r>
+      <w:r>
+        <w:br/>
+      </w:r>
+      <w:r>
+        <w:rPr>
+          <w:rStyle w:val="VerbatimChar"/>
+        </w:rPr>
+        <w:t xml:space="preserve">rs6747023:G</w:t>
+      </w:r>
+      <w:r>
+        <w:br/>
+      </w:r>
+      <w:r>
+        <w:rPr>
+          <w:rStyle w:val="VerbatimChar"/>
+        </w:rPr>
+        <w:t xml:space="preserve">rs12995849:T</w:t>
+      </w:r>
+      <w:r>
+        <w:br/>
+      </w:r>
+      <w:r>
+        <w:rPr>
+          <w:rStyle w:val="VerbatimChar"/>
+        </w:rPr>
+        <w:t xml:space="preserve">..</w:t>
+      </w:r>
+    </w:p>
+    <w:bookmarkEnd w:id="53"/>
+    <w:bookmarkEnd w:id="54"/>
+    <w:bookmarkStart w:id="55" w:name="scientific-topics"/>
+    <w:p>
+      <w:pPr>
+        <w:pStyle w:val="Heading2"/>
+      </w:pPr>
+      <w:r>
+        <w:t xml:space="preserve">Scientific Topics</w:t>
+      </w:r>
+    </w:p>
+    <w:p>
+      <w:pPr>
+        <w:pStyle w:val="FirstParagraph"/>
+      </w:pPr>
+      <w:r>
+        <w:t xml:space="preserve">This activity focuses on understanding genetic risk in human disease. Students will gain exposure to the following:</w:t>
+      </w:r>
+    </w:p>
+    <w:p>
+      <w:pPr>
+        <w:numPr>
+          <w:ilvl w:val="0"/>
+          <w:numId w:val="1006"/>
+        </w:numPr>
+      </w:pPr>
+      <w:r>
+        <w:t xml:space="preserve">Polygenic Risk Scores (PRS): This method estimates disease risk based on the cumulative effect of many genetic variants, each contributing a small amount. Students will use an online calculator.</w:t>
+      </w:r>
+    </w:p>
+    <w:p>
+      <w:pPr>
+        <w:numPr>
+          <w:ilvl w:val="0"/>
+          <w:numId w:val="1006"/>
+        </w:numPr>
+      </w:pPr>
+      <w:r>
+        <w:t xml:space="preserve">Genomic Medicine: Discipline that uses genome-wide variant data to guide diagnosis and help determine treatment plans, especially for common diseases like diabetes or heart disease.</w:t>
+      </w:r>
+    </w:p>
+    <w:p>
+      <w:pPr>
+        <w:numPr>
+          <w:ilvl w:val="0"/>
+          <w:numId w:val="1006"/>
+        </w:numPr>
+      </w:pPr>
+      <w:r>
+        <w:t xml:space="preserve">Genomic Databases: Students will look up variants linked to disease traits in EMBL-EBI, which are used to calculate PRS.</w:t>
+      </w:r>
+    </w:p>
+    <w:p>
+      <w:pPr>
+        <w:numPr>
+          <w:ilvl w:val="0"/>
+          <w:numId w:val="1006"/>
+        </w:numPr>
+      </w:pPr>
+      <w:r>
+        <w:t xml:space="preserve">Ethics &amp; Equity in Genomics: Current PRS tools are more accurate in individuals of European ancestry, which can facilitate discussion about health disparities and life saving treatment (e.g., early screening).</w:t>
+      </w:r>
+    </w:p>
+    <w:bookmarkEnd w:id="55"/>
+    <w:bookmarkStart w:id="56" w:name="outline"/>
+    <w:p>
+      <w:pPr>
+        <w:pStyle w:val="Heading2"/>
+      </w:pPr>
+      <w:r>
+        <w:t xml:space="preserve">Outline</w:t>
+      </w:r>
+    </w:p>
+    <w:p>
+      <w:pPr>
+        <w:numPr>
+          <w:ilvl w:val="0"/>
+          <w:numId w:val="1007"/>
+        </w:numPr>
+      </w:pPr>
+      <w:r>
+        <w:t xml:space="preserve">Part 1: Background and Data (30-40 minutes)</w:t>
+      </w:r>
+    </w:p>
+    <w:p>
+      <w:pPr>
+        <w:numPr>
+          <w:ilvl w:val="0"/>
+          <w:numId w:val="1007"/>
+        </w:numPr>
+      </w:pPr>
+      <w:r>
+        <w:t xml:space="preserve">Part 2: Calculating PRS Score (45 minutes)</w:t>
+      </w:r>
+    </w:p>
+    <w:p>
+      <w:pPr>
+        <w:numPr>
+          <w:ilvl w:val="0"/>
+          <w:numId w:val="1007"/>
+        </w:numPr>
+      </w:pPr>
+      <w:r>
         <w:t xml:space="preserve">Part 3: Comparing Studies for PRS (20-30 minutes)</w:t>
       </w:r>
     </w:p>
-    <w:bookmarkEnd w:id="52"/>
+    <w:bookmarkEnd w:id="56"/>
     <w:sectPr>
       <w:footnotePr>
         <w:numRestart w:val="eachSect"/>
@@ -1260,6 +1601,12 @@
     <w:abstractNumId w:val="991"/>
   </w:num>
   <w:num w:numId="1005">
+    <w:abstractNumId w:val="991"/>
+  </w:num>
+  <w:num w:numId="1006">
+    <w:abstractNumId w:val="991"/>
+  </w:num>
+  <w:num w:numId="1007">
     <w:abstractNumId w:val="991"/>
   </w:num>
 </w:numbering>

--- a/docs/docx/module/genomic_med_prs.docx
+++ b/docs/docx/module/genomic_med_prs.docx
@@ -426,7 +426,7 @@
       </w:r>
     </w:p>
     <w:bookmarkEnd w:id="34"/>
-    <w:bookmarkStart w:id="54" w:name="materials"/>
+    <w:bookmarkStart w:id="55" w:name="materials"/>
     <w:p>
       <w:pPr>
         <w:pStyle w:val="Heading2"/>
@@ -813,7 +813,7 @@
       </w:r>
     </w:p>
     <w:bookmarkEnd w:id="49"/>
-    <w:bookmarkStart w:id="53" w:name="alternative-datasets"/>
+    <w:bookmarkStart w:id="54" w:name="alternative-datasets"/>
     <w:p>
       <w:pPr>
         <w:pStyle w:val="Heading3"/>
@@ -937,7 +937,6 @@
     </w:p>
     <w:p>
       <w:pPr>
-        <w:pStyle w:val="Compact"/>
         <w:numPr>
           <w:ilvl w:val="0"/>
           <w:numId w:val="1005"/>
@@ -952,26 +951,41 @@
     </w:p>
     <w:p>
       <w:pPr>
-        <w:pStyle w:val="Compact"/>
         <w:numPr>
           <w:ilvl w:val="0"/>
           <w:numId w:val="1005"/>
         </w:numPr>
       </w:pPr>
       <w:r>
-        <w:t xml:space="preserve">Looks this study up on https://www.ebi.ac.uk/gwas/home.</w:t>
-      </w:r>
-    </w:p>
-    <w:p>
-      <w:pPr>
-        <w:pStyle w:val="Compact"/>
+        <w:t xml:space="preserve">Looks this study up on</w:t>
+      </w:r>
+      <w:r>
+        <w:t xml:space="preserve"> </w:t>
+      </w:r>
+      <w:hyperlink r:id="rId53">
+        <w:r>
+          <w:rPr>
+            <w:rStyle w:val="Hyperlink"/>
+          </w:rPr>
+          <w:t xml:space="preserve">https://www.ebi.ac.uk/gwas/home</w:t>
+        </w:r>
+      </w:hyperlink>
+      <w:r>
+        <w:t xml:space="preserve"> </w:t>
+      </w:r>
+      <w:r>
+        <w:t xml:space="preserve">to see the risk alleles.</w:t>
+      </w:r>
+    </w:p>
+    <w:p>
+      <w:pPr>
         <w:numPr>
           <w:ilvl w:val="0"/>
           <w:numId w:val="1005"/>
         </w:numPr>
       </w:pPr>
       <w:r>
-        <w:t xml:space="preserve">Find risk markers and start creating some test results! For example, we can see that rs2377339-G is a risk allele. We might want to include that in the panel.</w:t>
+        <w:t xml:space="preserve">Start creating some test results! For example, we can see that rs2377339-G is a risk allele. We might want to include that in the panel.</w:t>
       </w:r>
       <w:r>
         <w:br/>
@@ -979,7 +993,6 @@
     </w:p>
     <w:p>
       <w:pPr>
-        <w:pStyle w:val="Compact"/>
         <w:numPr>
           <w:ilvl w:val="0"/>
           <w:numId w:val="1005"/>
@@ -1019,6 +1032,10 @@
     <w:p>
       <w:pPr>
         <w:pStyle w:val="SourceCode"/>
+        <w:numPr>
+          <w:ilvl w:val="0"/>
+          <w:numId w:val="1000"/>
+        </w:numPr>
       </w:pPr>
       <w:r>
         <w:rPr>
@@ -1153,9 +1170,9 @@
         <w:t xml:space="preserve">..</w:t>
       </w:r>
     </w:p>
-    <w:bookmarkEnd w:id="53"/>
     <w:bookmarkEnd w:id="54"/>
-    <w:bookmarkStart w:id="55" w:name="scientific-topics"/>
+    <w:bookmarkEnd w:id="55"/>
+    <w:bookmarkStart w:id="56" w:name="scientific-topics"/>
     <w:p>
       <w:pPr>
         <w:pStyle w:val="Heading2"/>
@@ -1216,8 +1233,8 @@
         <w:t xml:space="preserve">Ethics &amp; Equity in Genomics: Current PRS tools are more accurate in individuals of European ancestry, which can facilitate discussion about health disparities and life saving treatment (e.g., early screening).</w:t>
       </w:r>
     </w:p>
-    <w:bookmarkEnd w:id="55"/>
-    <w:bookmarkStart w:id="56" w:name="outline"/>
+    <w:bookmarkEnd w:id="56"/>
+    <w:bookmarkStart w:id="57" w:name="outline"/>
     <w:p>
       <w:pPr>
         <w:pStyle w:val="Heading2"/>
@@ -1259,7 +1276,7 @@
         <w:t xml:space="preserve">Part 3: Comparing Studies for PRS (20-30 minutes)</w:t>
       </w:r>
     </w:p>
-    <w:bookmarkEnd w:id="56"/>
+    <w:bookmarkEnd w:id="57"/>
     <w:sectPr>
       <w:footnotePr>
         <w:numRestart w:val="eachSect"/>

--- a/docs/docx/module/genomic_med_prs.docx
+++ b/docs/docx/module/genomic_med_prs.docx
@@ -8,6 +8,14 @@
       </w:pPr>
       <w:r>
         <w:t xml:space="preserve">Genomic Medicine: Polygenic Risk Score Calculation</w:t>
+      </w:r>
+    </w:p>
+    <w:p>
+      <w:pPr>
+        <w:pStyle w:val="Date"/>
+      </w:pPr>
+      <w:r>
+        <w:t xml:space="preserve">2026-04-29</w:t>
       </w:r>
     </w:p>
     <w:p>

--- a/docs/docx/module/genomic_med_prs.docx
+++ b/docs/docx/module/genomic_med_prs.docx
@@ -15,7 +15,7 @@
         <w:pStyle w:val="Date"/>
       </w:pPr>
       <w:r>
-        <w:t xml:space="preserve">2026-04-29</w:t>
+        <w:t xml:space="preserve">2026-05-28</w:t>
       </w:r>
     </w:p>
     <w:p>

--- a/docs/docx/module/genomic_med_prs.docx
+++ b/docs/docx/module/genomic_med_prs.docx
@@ -15,7 +15,7 @@
         <w:pStyle w:val="Date"/>
       </w:pPr>
       <w:r>
-        <w:t xml:space="preserve">2026-05-28</w:t>
+        <w:t xml:space="preserve">2026-06-01</w:t>
       </w:r>
     </w:p>
     <w:p>

--- a/docs/docx/module/genomic_med_prs.docx
+++ b/docs/docx/module/genomic_med_prs.docx
@@ -15,7 +15,7 @@
         <w:pStyle w:val="Date"/>
       </w:pPr>
       <w:r>
-        <w:t xml:space="preserve">2026-06-01</w:t>
+        <w:t xml:space="preserve">2026-06-02</w:t>
       </w:r>
     </w:p>
     <w:p>

--- a/docs/docx/module/genomic_med_prs.docx
+++ b/docs/docx/module/genomic_med_prs.docx
@@ -15,7 +15,7 @@
         <w:pStyle w:val="Date"/>
       </w:pPr>
       <w:r>
-        <w:t xml:space="preserve">2026-06-02</w:t>
+        <w:t xml:space="preserve">2026-06-03</w:t>
       </w:r>
     </w:p>
     <w:p>

--- a/docs/docx/module/genomic_med_prs.docx
+++ b/docs/docx/module/genomic_med_prs.docx
@@ -15,7 +15,7 @@
         <w:pStyle w:val="Date"/>
       </w:pPr>
       <w:r>
-        <w:t xml:space="preserve">2026-06-03</w:t>
+        <w:t xml:space="preserve">2026-07-22</w:t>
       </w:r>
     </w:p>
     <w:p>

--- a/docs/docx/module/genomic_med_prs.docx
+++ b/docs/docx/module/genomic_med_prs.docx
@@ -15,7 +15,7 @@
         <w:pStyle w:val="Date"/>
       </w:pPr>
       <w:r>
-        <w:t xml:space="preserve">2026-07-22</w:t>
+        <w:t xml:space="preserve">2026-08-26</w:t>
       </w:r>
     </w:p>
     <w:p>
@@ -112,107 +112,7 @@
       </w:r>
     </w:p>
     <w:bookmarkEnd w:id="24"/>
-    <w:bookmarkStart w:id="26" w:name="learning-objectives"/>
-    <w:p>
-      <w:pPr>
-        <w:pStyle w:val="Heading2"/>
-      </w:pPr>
-      <w:r>
-        <w:t xml:space="preserve">Learning Objectives</w:t>
-      </w:r>
-    </w:p>
-    <w:p>
-      <w:pPr>
-        <w:numPr>
-          <w:ilvl w:val="0"/>
-          <w:numId w:val="1001"/>
-        </w:numPr>
-      </w:pPr>
-      <w:r>
-        <w:t xml:space="preserve">Differentiate between Mendelian and polygenic traits.</w:t>
-      </w:r>
-    </w:p>
-    <w:p>
-      <w:pPr>
-        <w:numPr>
-          <w:ilvl w:val="0"/>
-          <w:numId w:val="1001"/>
-        </w:numPr>
-      </w:pPr>
-      <w:r>
-        <w:t xml:space="preserve">Explore variants and studies through an online database (EMBL-EBI).</w:t>
-      </w:r>
-    </w:p>
-    <w:p>
-      <w:pPr>
-        <w:numPr>
-          <w:ilvl w:val="0"/>
-          <w:numId w:val="1001"/>
-        </w:numPr>
-      </w:pPr>
-      <w:r>
-        <w:t xml:space="preserve">Calculate and interpret polygenic risk scores.</w:t>
-      </w:r>
-    </w:p>
-    <w:p>
-      <w:pPr>
-        <w:numPr>
-          <w:ilvl w:val="0"/>
-          <w:numId w:val="1001"/>
-        </w:numPr>
-      </w:pPr>
-      <w:r>
-        <w:t xml:space="preserve">Compare risk percentiles using studies that were conducted using cases and controls from different ancestral populations.</w:t>
-      </w:r>
-    </w:p>
-    <w:p>
-      <w:pPr>
-        <w:numPr>
-          <w:ilvl w:val="0"/>
-          <w:numId w:val="1001"/>
-        </w:numPr>
-      </w:pPr>
-      <w:r>
-        <w:t xml:space="preserve">Identify and critique scientific issues relating to society or ethics (see</w:t>
-      </w:r>
-      <w:r>
-        <w:t xml:space="preserve"> </w:t>
-      </w:r>
-      <w:hyperlink r:id="rId25">
-        <w:r>
-          <w:rPr>
-            <w:rStyle w:val="Hyperlink"/>
-          </w:rPr>
-          <w:t xml:space="preserve">GSA</w:t>
-        </w:r>
-      </w:hyperlink>
-      <w:r>
-        <w:t xml:space="preserve"> </w:t>
-      </w:r>
-      <w:r>
-        <w:t xml:space="preserve">core competencies).</w:t>
-      </w:r>
-    </w:p>
-    <w:bookmarkEnd w:id="26"/>
-    <w:bookmarkStart w:id="27" w:name="prerequisites"/>
-    <w:p>
-      <w:pPr>
-        <w:pStyle w:val="Heading2"/>
-      </w:pPr>
-      <w:r>
-        <w:t xml:space="preserve">Prerequisites</w:t>
-      </w:r>
-    </w:p>
-    <w:p>
-      <w:pPr>
-        <w:pStyle w:val="FirstParagraph"/>
-      </w:pPr>
-      <w:r>
-        <w:t xml:space="preserve">Students will benefit from some awareness of genetically-based medical conditions, the concept of polygenic traits, and disease risk. We suggest this activity could accompany lectures that discuss these topics.</w:t>
-      </w:r>
-    </w:p>
-    <w:bookmarkEnd w:id="27"/>
-    <w:bookmarkStart w:id="34" w:name="evaluation"/>
+    <w:bookmarkStart w:id="31" w:name="evaluation"/>
     <w:p>
       <w:pPr>
         <w:pStyle w:val="Heading2"/>
@@ -270,18 +170,18 @@
                 <wp:inline>
                   <wp:extent cx="152400" cy="152400"/>
                   <wp:effectExtent b="0" l="0" r="0" t="0"/>
-                  <wp:docPr descr="" title="" id="29" name="Picture"/>
+                  <wp:docPr descr="" title="" id="26" name="Picture"/>
                   <a:graphic>
                     <a:graphicData uri="http://schemas.openxmlformats.org/drawingml/2006/picture">
                       <pic:pic>
                         <pic:nvPicPr>
-                          <pic:cNvPr descr="/opt/quarto/share/formats/docx/tip.png" id="30" name="Picture"/>
+                          <pic:cNvPr descr="/opt/quarto/share/formats/docx/tip.png" id="27" name="Picture"/>
                           <pic:cNvPicPr>
                             <a:picLocks noChangeArrowheads="1" noChangeAspect="1"/>
                           </pic:cNvPicPr>
                         </pic:nvPicPr>
                         <pic:blipFill>
-                          <a:blip r:embed="rId28"/>
+                          <a:blip r:embed="rId25"/>
                           <a:stretch>
                             <a:fillRect/>
                           </a:stretch>
@@ -350,7 +250,7 @@
             <w:pPr>
               <w:pStyle w:val="BodyText"/>
             </w:pPr>
-            <w:hyperlink r:id="rId31">
+            <w:hyperlink r:id="rId28">
               <w:r>
                 <w:rPr>
                   <w:rStyle w:val="Hyperlink"/>
@@ -366,7 +266,7 @@
             <w:pPr>
               <w:spacing w:after="16"/>
             </w:pPr>
-            <w:hyperlink r:id="rId32">
+            <w:hyperlink r:id="rId29">
               <w:r>
                 <w:rPr>
                   <w:rStyle w:val="Hyperlink"/>
@@ -389,7 +289,7 @@
       <w:r>
         <w:t xml:space="preserve"> </w:t>
       </w:r>
-      <w:hyperlink r:id="rId33">
+      <w:hyperlink r:id="rId30">
         <w:r>
           <w:rPr>
             <w:rStyle w:val="Hyperlink"/>
@@ -433,136 +333,415 @@
         <w:t xml:space="preserve">org).</w:t>
       </w:r>
     </w:p>
-    <w:bookmarkEnd w:id="34"/>
-    <w:bookmarkStart w:id="55" w:name="materials"/>
+    <w:bookmarkEnd w:id="31"/>
+    <w:bookmarkStart w:id="33" w:name="learning-objectives"/>
     <w:p>
       <w:pPr>
         <w:pStyle w:val="Heading2"/>
       </w:pPr>
       <w:r>
-        <w:t xml:space="preserve">Materials</w:t>
-      </w:r>
-    </w:p>
-    <w:bookmarkStart w:id="44" w:name="student-activity"/>
-    <w:p>
-      <w:pPr>
-        <w:pStyle w:val="Heading3"/>
-      </w:pPr>
-      <w:r>
-        <w:t xml:space="preserve">Student Activity</w:t>
-      </w:r>
-    </w:p>
-    <w:p>
-      <w:pPr>
-        <w:pStyle w:val="FirstParagraph"/>
-      </w:pPr>
-      <w:r>
-        <w:t xml:space="preserve">You can use this module in several formats. Feel free to adapt to your needs!</w:t>
-      </w:r>
-    </w:p>
-    <w:p>
-      <w:pPr>
-        <w:pStyle w:val="Compact"/>
+        <w:t xml:space="preserve">Learning Objectives</w:t>
+      </w:r>
+    </w:p>
+    <w:p>
+      <w:pPr>
         <w:numPr>
           <w:ilvl w:val="0"/>
-          <w:numId w:val="1002"/>
+          <w:numId w:val="1001"/>
         </w:numPr>
       </w:pPr>
-      <w:hyperlink r:id="rId35">
+      <w:r>
+        <w:t xml:space="preserve">Differentiate between Mendelian and polygenic traits.</w:t>
+      </w:r>
+    </w:p>
+    <w:p>
+      <w:pPr>
+        <w:numPr>
+          <w:ilvl w:val="0"/>
+          <w:numId w:val="1001"/>
+        </w:numPr>
+      </w:pPr>
+      <w:r>
+        <w:t xml:space="preserve">Explore variants and studies through an online database (EMBL-EBI).</w:t>
+      </w:r>
+    </w:p>
+    <w:p>
+      <w:pPr>
+        <w:numPr>
+          <w:ilvl w:val="0"/>
+          <w:numId w:val="1001"/>
+        </w:numPr>
+      </w:pPr>
+      <w:r>
+        <w:t xml:space="preserve">Calculate and interpret polygenic risk scores.</w:t>
+      </w:r>
+    </w:p>
+    <w:p>
+      <w:pPr>
+        <w:numPr>
+          <w:ilvl w:val="0"/>
+          <w:numId w:val="1001"/>
+        </w:numPr>
+      </w:pPr>
+      <w:r>
+        <w:t xml:space="preserve">Compare risk percentiles using studies that were conducted using cases and controls from different ancestral populations.</w:t>
+      </w:r>
+    </w:p>
+    <w:p>
+      <w:pPr>
+        <w:numPr>
+          <w:ilvl w:val="0"/>
+          <w:numId w:val="1001"/>
+        </w:numPr>
+      </w:pPr>
+      <w:r>
+        <w:t xml:space="preserve">Identify and critique scientific issues relating to society or ethics (see</w:t>
+      </w:r>
+      <w:r>
+        <w:t xml:space="preserve"> </w:t>
+      </w:r>
+      <w:hyperlink r:id="rId32">
         <w:r>
           <w:rPr>
             <w:rStyle w:val="Hyperlink"/>
           </w:rPr>
-          <w:t xml:space="preserve">Web page</w:t>
+          <w:t xml:space="preserve">GSA</w:t>
         </w:r>
       </w:hyperlink>
+      <w:r>
+        <w:t xml:space="preserve"> </w:t>
+      </w:r>
+      <w:r>
+        <w:t xml:space="preserve">core competencies).</w:t>
+      </w:r>
+    </w:p>
+    <w:bookmarkEnd w:id="33"/>
+    <w:bookmarkStart w:id="34" w:name="prerequisites"/>
+    <w:p>
+      <w:pPr>
+        <w:pStyle w:val="Heading2"/>
+      </w:pPr>
+      <w:r>
+        <w:t xml:space="preserve">Prerequisites</w:t>
+      </w:r>
+    </w:p>
+    <w:p>
+      <w:pPr>
+        <w:pStyle w:val="FirstParagraph"/>
+      </w:pPr>
+      <w:r>
+        <w:t xml:space="preserve">Students will benefit from some awareness of genetically-based medical conditions, the concept of polygenic traits, and disease risk. We suggest this activity could accompany lectures that discuss these topics.</w:t>
+      </w:r>
+    </w:p>
+    <w:bookmarkEnd w:id="34"/>
+    <w:bookmarkStart w:id="48" w:name="materials"/>
+    <w:p>
+      <w:pPr>
+        <w:pStyle w:val="Heading2"/>
+      </w:pPr>
+      <w:r>
+        <w:t xml:space="preserve">Materials</w:t>
+      </w:r>
+    </w:p>
+    <w:p>
+      <w:pPr>
+        <w:pStyle w:val="FirstParagraph"/>
+      </w:pPr>
+      <w:r>
+        <w:t xml:space="preserve">You can use this module in several formats. Feel free to adapt to your needs!</w:t>
+      </w:r>
+    </w:p>
+    <w:tbl>
+      <w:tblPr>
+        <w:tblStyle w:val="Table"/>
+        <w:tblLook w:firstRow="0" w:lastRow="0" w:firstColumn="0" w:lastColumn="0" w:noHBand="0" w:noVBand="0" w:val="0000"/>
+        <w:tblBorders>
+          <w:top w:val="single" w:sz="4" w:space="0" w:color="0758E5"/>
+          <w:left w:val="single" w:sz="24" w:space="0" w:color="0758E5"/>
+          <w:bottom w:val="single" w:sz="4" w:space="0" w:color="0758E5"/>
+          <w:right w:val="single" w:sz="4" w:space="0" w:color="0758E5"/>
+        </w:tblBorders>
+        <w:tblCellMar>
+          <w:left w:w="144" w:type="dxa"/>
+          <w:right w:w="144" w:type="dxa"/>
+        </w:tblCellMar>
+        <w:tblLook w:firstRow="0" w:lastRow="0" w:firstColumn="0" w:lastColumn="0" w:noHBand="0" w:noVBand="0" w:val="0000"/>
+      </w:tblPr>
+      <w:tr>
+        <w:trPr>
+          <w:cantSplit/>
+        </w:trPr>
+        <w:tc>
+          <w:tcPr>
+            <w:shd w:color="auto" w:fill="dae6fb" w:val="clear"/>
+            <w:tcMar>
+              <w:top w:w="92" w:type="dxa"/>
+              <w:bottom w:w="92" w:type="dxa"/>
+            </w:tcMar>
+          </w:tcPr>
+          <w:p>
+            <w:pPr>
+              <w:pStyle w:val="BodyText"/>
+            </w:pPr>
+            <w:pPr>
+              <w:spacing w:before="16" w:after="16"/>
+            </w:pPr>
+            <w:r>
+              <w:t xml:space="preserve">Student Activity</w:t>
+            </w:r>
+          </w:p>
+        </w:tc>
+      </w:tr>
+      <w:tr>
+        <w:trPr>
+          <w:cantSplit/>
+        </w:trPr>
+        <w:tc>
+          <w:tcPr>
+            <w:tcMar>
+              <w:top w:w="108" w:type="dxa"/>
+              <w:bottom w:w="108" w:type="dxa"/>
+            </w:tcMar>
+          </w:tcPr>
+          <w:p>
+            <w:pPr>
+              <w:pStyle w:val="Compact"/>
+              <w:numPr>
+                <w:ilvl w:val="0"/>
+                <w:numId w:val="1002"/>
+              </w:numPr>
+            </w:pPr>
+            <w:hyperlink r:id="rId35">
+              <w:r>
+                <w:rPr>
+                  <w:rStyle w:val="Hyperlink"/>
+                </w:rPr>
+                <w:t xml:space="preserve">Web page</w:t>
+              </w:r>
+            </w:hyperlink>
+          </w:p>
+          <w:p>
+            <w:pPr>
+              <w:pStyle w:val="Compact"/>
+              <w:numPr>
+                <w:ilvl w:val="0"/>
+                <w:numId w:val="1002"/>
+              </w:numPr>
+            </w:pPr>
+            <w:hyperlink r:id="rId36">
+              <w:r>
+                <w:rPr>
+                  <w:rStyle w:val="Hyperlink"/>
+                </w:rPr>
+                <w:t xml:space="preserve">Quarto (qmd)</w:t>
+              </w:r>
+            </w:hyperlink>
+          </w:p>
+          <w:p>
+            <w:pPr>
+              <w:pStyle w:val="Compact"/>
+              <w:numPr>
+                <w:ilvl w:val="0"/>
+                <w:numId w:val="1002"/>
+              </w:numPr>
+            </w:pPr>
+            <w:hyperlink r:id="rId37">
+              <w:r>
+                <w:rPr>
+                  <w:rStyle w:val="Hyperlink"/>
+                </w:rPr>
+                <w:t xml:space="preserve">Word (docx)</w:t>
+              </w:r>
+            </w:hyperlink>
+          </w:p>
+          <w:p>
+            <w:pPr>
+              <w:pStyle w:val="Compact"/>
+              <w:numPr>
+                <w:ilvl w:val="0"/>
+                <w:numId w:val="1002"/>
+              </w:numPr>
+            </w:pPr>
+            <w:hyperlink r:id="rId38">
+              <w:r>
+                <w:rPr>
+                  <w:rStyle w:val="Hyperlink"/>
+                </w:rPr>
+                <w:t xml:space="preserve">Google Doc</w:t>
+              </w:r>
+            </w:hyperlink>
+          </w:p>
+          <w:p/>
+        </w:tc>
+      </w:tr>
+    </w:tbl>
+    <w:p>
+      <w:pPr>
+        <w:pStyle w:val="FirstParagraph"/>
+      </w:pPr>
+      <w:r>
+        <w:t xml:space="preserve"> </w:t>
+      </w:r>
+    </w:p>
+    <w:tbl>
+      <w:tblPr>
+        <w:tblStyle w:val="Table"/>
+        <w:tblLook w:firstRow="0" w:lastRow="0" w:firstColumn="0" w:lastColumn="0" w:noHBand="0" w:noVBand="0" w:val="0000"/>
+        <w:tblBorders>
+          <w:top w:val="single" w:sz="4" w:space="0" w:color="0758E5"/>
+          <w:left w:val="single" w:sz="24" w:space="0" w:color="0758E5"/>
+          <w:bottom w:val="single" w:sz="4" w:space="0" w:color="0758E5"/>
+          <w:right w:val="single" w:sz="4" w:space="0" w:color="0758E5"/>
+        </w:tblBorders>
+        <w:tblCellMar>
+          <w:left w:w="144" w:type="dxa"/>
+          <w:right w:w="144" w:type="dxa"/>
+        </w:tblCellMar>
+        <w:tblLook w:firstRow="0" w:lastRow="0" w:firstColumn="0" w:lastColumn="0" w:noHBand="0" w:noVBand="0" w:val="0000"/>
+      </w:tblPr>
+      <w:tr>
+        <w:trPr>
+          <w:cantSplit/>
+        </w:trPr>
+        <w:tc>
+          <w:tcPr>
+            <w:shd w:color="auto" w:fill="dae6fb" w:val="clear"/>
+            <w:tcMar>
+              <w:top w:w="92" w:type="dxa"/>
+              <w:bottom w:w="92" w:type="dxa"/>
+            </w:tcMar>
+          </w:tcPr>
+          <w:p>
+            <w:pPr>
+              <w:pStyle w:val="BodyText"/>
+            </w:pPr>
+            <w:pPr>
+              <w:spacing w:before="16" w:after="16"/>
+            </w:pPr>
+            <w:r>
+              <w:t xml:space="preserve">Student Activity - Questions Only</w:t>
+            </w:r>
+          </w:p>
+        </w:tc>
+      </w:tr>
+      <w:tr>
+        <w:trPr>
+          <w:cantSplit/>
+        </w:trPr>
+        <w:tc>
+          <w:tcPr>
+            <w:tcMar>
+              <w:top w:w="108" w:type="dxa"/>
+              <w:bottom w:w="108" w:type="dxa"/>
+            </w:tcMar>
+          </w:tcPr>
+          <w:p>
+            <w:pPr>
+              <w:pStyle w:val="Compact"/>
+              <w:numPr>
+                <w:ilvl w:val="0"/>
+                <w:numId w:val="1003"/>
+              </w:numPr>
+            </w:pPr>
+            <w:hyperlink r:id="rId39">
+              <w:r>
+                <w:rPr>
+                  <w:rStyle w:val="Hyperlink"/>
+                </w:rPr>
+                <w:t xml:space="preserve">Web page</w:t>
+              </w:r>
+            </w:hyperlink>
+          </w:p>
+          <w:p>
+            <w:pPr>
+              <w:pStyle w:val="Compact"/>
+              <w:numPr>
+                <w:ilvl w:val="0"/>
+                <w:numId w:val="1003"/>
+              </w:numPr>
+            </w:pPr>
+            <w:hyperlink r:id="rId40">
+              <w:r>
+                <w:rPr>
+                  <w:rStyle w:val="Hyperlink"/>
+                </w:rPr>
+                <w:t xml:space="preserve">Quarto (qmd)</w:t>
+              </w:r>
+            </w:hyperlink>
+          </w:p>
+          <w:p>
+            <w:pPr>
+              <w:pStyle w:val="Compact"/>
+              <w:numPr>
+                <w:ilvl w:val="0"/>
+                <w:numId w:val="1003"/>
+              </w:numPr>
+            </w:pPr>
+            <w:hyperlink r:id="rId41">
+              <w:r>
+                <w:rPr>
+                  <w:rStyle w:val="Hyperlink"/>
+                </w:rPr>
+                <w:t xml:space="preserve">Word (docx)</w:t>
+              </w:r>
+            </w:hyperlink>
+          </w:p>
+          <w:p>
+            <w:pPr>
+              <w:pStyle w:val="Compact"/>
+              <w:numPr>
+                <w:ilvl w:val="0"/>
+                <w:numId w:val="1003"/>
+              </w:numPr>
+            </w:pPr>
+            <w:hyperlink r:id="rId42">
+              <w:r>
+                <w:rPr>
+                  <w:rStyle w:val="Hyperlink"/>
+                </w:rPr>
+                <w:t xml:space="preserve">Google Doc</w:t>
+              </w:r>
+            </w:hyperlink>
+          </w:p>
+          <w:p/>
+        </w:tc>
+      </w:tr>
+    </w:tbl>
+    <w:p>
+      <w:pPr>
+        <w:pStyle w:val="FirstParagraph"/>
+      </w:pPr>
+      <w:r>
+        <w:t xml:space="preserve">Students will need:</w:t>
+      </w:r>
     </w:p>
     <w:p>
       <w:pPr>
         <w:pStyle w:val="Compact"/>
         <w:numPr>
           <w:ilvl w:val="0"/>
-          <w:numId w:val="1002"/>
+          <w:numId w:val="1004"/>
         </w:numPr>
       </w:pPr>
-      <w:hyperlink r:id="rId36">
-        <w:r>
-          <w:rPr>
-            <w:rStyle w:val="Hyperlink"/>
-          </w:rPr>
-          <w:t xml:space="preserve">Quarto (qmd)</w:t>
-        </w:r>
-      </w:hyperlink>
+      <w:r>
+        <w:t xml:space="preserve">A device that accesses the internet.</w:t>
+      </w:r>
     </w:p>
     <w:p>
       <w:pPr>
         <w:pStyle w:val="Compact"/>
         <w:numPr>
           <w:ilvl w:val="0"/>
-          <w:numId w:val="1002"/>
+          <w:numId w:val="1004"/>
         </w:numPr>
       </w:pPr>
-      <w:hyperlink r:id="rId37">
-        <w:r>
-          <w:rPr>
-            <w:rStyle w:val="Hyperlink"/>
-          </w:rPr>
-          <w:t xml:space="preserve">Word (docx)</w:t>
-        </w:r>
-      </w:hyperlink>
-    </w:p>
-    <w:p>
-      <w:pPr>
-        <w:pStyle w:val="Compact"/>
-        <w:numPr>
-          <w:ilvl w:val="0"/>
-          <w:numId w:val="1002"/>
-        </w:numPr>
-      </w:pPr>
-      <w:hyperlink r:id="rId38">
-        <w:r>
-          <w:rPr>
-            <w:rStyle w:val="Hyperlink"/>
-          </w:rPr>
-          <w:t xml:space="preserve">Google Doc</w:t>
-        </w:r>
-      </w:hyperlink>
-    </w:p>
-    <w:p>
-      <w:pPr>
-        <w:pStyle w:val="FirstParagraph"/>
-      </w:pPr>
-      <w:r>
-        <w:t xml:space="preserve">Students will need:</w:t>
-      </w:r>
-    </w:p>
-    <w:p>
-      <w:pPr>
-        <w:pStyle w:val="Compact"/>
-        <w:numPr>
-          <w:ilvl w:val="0"/>
-          <w:numId w:val="1003"/>
-        </w:numPr>
-      </w:pPr>
-      <w:r>
-        <w:t xml:space="preserve">A device that accesses the internet.</w:t>
-      </w:r>
-    </w:p>
-    <w:p>
-      <w:pPr>
-        <w:pStyle w:val="Compact"/>
-        <w:numPr>
-          <w:ilvl w:val="0"/>
-          <w:numId w:val="1003"/>
-        </w:numPr>
-      </w:pPr>
       <w:r>
         <w:t xml:space="preserve">Access to this website:</w:t>
       </w:r>
       <w:r>
         <w:t xml:space="preserve"> </w:t>
       </w:r>
-      <w:hyperlink r:id="rId39">
+      <w:hyperlink r:id="rId43">
         <w:r>
           <w:rPr>
             <w:rStyle w:val="Hyperlink"/>
@@ -579,7 +758,7 @@
         <w:pStyle w:val="Compact"/>
         <w:numPr>
           <w:ilvl w:val="0"/>
-          <w:numId w:val="1003"/>
+          <w:numId w:val="1004"/>
         </w:numPr>
       </w:pPr>
       <w:r>
@@ -588,7 +767,7 @@
       <w:r>
         <w:t xml:space="preserve"> </w:t>
       </w:r>
-      <w:hyperlink r:id="rId40">
+      <w:hyperlink r:id="rId44">
         <w:r>
           <w:rPr>
             <w:rStyle w:val="Hyperlink"/>
@@ -638,18 +817,18 @@
                 <wp:inline>
                   <wp:extent cx="152400" cy="152400"/>
                   <wp:effectExtent b="0" l="0" r="0" t="0"/>
-                  <wp:docPr descr="" title="" id="42" name="Picture"/>
+                  <wp:docPr descr="" title="" id="46" name="Picture"/>
                   <a:graphic>
                     <a:graphicData uri="http://schemas.openxmlformats.org/drawingml/2006/picture">
                       <pic:pic>
                         <pic:nvPicPr>
-                          <pic:cNvPr descr="/opt/quarto/share/formats/docx/warning.png" id="43" name="Picture"/>
+                          <pic:cNvPr descr="/opt/quarto/share/formats/docx/warning.png" id="47" name="Picture"/>
                           <pic:cNvPicPr>
                             <a:picLocks noChangeArrowheads="1" noChangeAspect="1"/>
                           </pic:cNvPicPr>
                         </pic:nvPicPr>
                         <pic:blipFill>
-                          <a:blip r:embed="rId41"/>
+                          <a:blip r:embed="rId45"/>
                           <a:stretch>
                             <a:fillRect/>
                           </a:stretch>
@@ -703,15 +882,26 @@
               <w:pStyle w:val="BodyText"/>
             </w:pPr>
             <w:pPr>
-              <w:spacing w:before="16" w:after="16"/>
+              <w:spacing w:before="16"/>
             </w:pPr>
             <w:r>
-              <w:t xml:space="preserve">We suggest confirming links are still active prior to running this activity. Students will use this website:</w:t>
+              <w:t xml:space="preserve">We suggest confirming links are still active prior to running this activity.</w:t>
+            </w:r>
+          </w:p>
+          <w:p>
+            <w:pPr>
+              <w:pStyle w:val="BodyText"/>
+            </w:pPr>
+            <w:pPr>
+              <w:spacing w:after="16"/>
+            </w:pPr>
+            <w:r>
+              <w:t xml:space="preserve">Link:</w:t>
             </w:r>
             <w:r>
               <w:t xml:space="preserve"> </w:t>
             </w:r>
-            <w:hyperlink r:id="rId39">
+            <w:hyperlink r:id="rId43">
               <w:r>
                 <w:rPr>
                   <w:rStyle w:val="Hyperlink"/>
@@ -727,11 +917,11 @@
         </w:tc>
       </w:tr>
     </w:tbl>
-    <w:bookmarkEnd w:id="44"/>
-    <w:bookmarkStart w:id="49" w:name="instructor-materials"/>
-    <w:p>
-      <w:pPr>
-        <w:pStyle w:val="Heading3"/>
+    <w:bookmarkEnd w:id="48"/>
+    <w:bookmarkStart w:id="58" w:name="instructor-materials"/>
+    <w:p>
+      <w:pPr>
+        <w:pStyle w:val="Heading2"/>
       </w:pPr>
       <w:r>
         <w:t xml:space="preserve">Instructor Materials</w:t>
@@ -747,7 +937,7 @@
       <w:r>
         <w:t xml:space="preserve"> </w:t>
       </w:r>
-      <w:hyperlink r:id="rId45">
+      <w:hyperlink r:id="rId49">
         <w:r>
           <w:rPr>
             <w:rStyle w:val="Hyperlink"/>
@@ -769,7 +959,7 @@
       <w:r>
         <w:t xml:space="preserve"> </w:t>
       </w:r>
-      <w:hyperlink r:id="rId46">
+      <w:hyperlink r:id="rId50">
         <w:r>
           <w:rPr>
             <w:rStyle w:val="Hyperlink"/>
@@ -791,7 +981,7 @@
       <w:r>
         <w:t xml:space="preserve"> </w:t>
       </w:r>
-      <w:hyperlink r:id="rId47">
+      <w:hyperlink r:id="rId51">
         <w:r>
           <w:rPr>
             <w:rStyle w:val="Hyperlink"/>
@@ -808,7 +998,7 @@
       <w:r>
         <w:t xml:space="preserve"> </w:t>
       </w:r>
-      <w:hyperlink r:id="rId48">
+      <w:hyperlink r:id="rId52">
         <w:r>
           <w:rPr>
             <w:rStyle w:val="Hyperlink"/>
@@ -820,8 +1010,7 @@
         <w:t xml:space="preserve">.</w:t>
       </w:r>
     </w:p>
-    <w:bookmarkEnd w:id="49"/>
-    <w:bookmarkStart w:id="54" w:name="alternative-datasets"/>
+    <w:bookmarkStart w:id="57" w:name="alternative-datasets"/>
     <w:p>
       <w:pPr>
         <w:pStyle w:val="Heading3"/>
@@ -875,10 +1064,10 @@
         <w:pStyle w:val="Compact"/>
         <w:numPr>
           <w:ilvl w:val="0"/>
-          <w:numId w:val="1004"/>
+          <w:numId w:val="1005"/>
         </w:numPr>
       </w:pPr>
-      <w:hyperlink r:id="rId50">
+      <w:hyperlink r:id="rId53">
         <w:r>
           <w:rPr>
             <w:rStyle w:val="Hyperlink"/>
@@ -895,10 +1084,10 @@
         <w:pStyle w:val="Compact"/>
         <w:numPr>
           <w:ilvl w:val="0"/>
-          <w:numId w:val="1004"/>
+          <w:numId w:val="1005"/>
         </w:numPr>
       </w:pPr>
-      <w:hyperlink r:id="rId51">
+      <w:hyperlink r:id="rId54">
         <w:r>
           <w:rPr>
             <w:rStyle w:val="Hyperlink"/>
@@ -915,10 +1104,10 @@
         <w:pStyle w:val="Compact"/>
         <w:numPr>
           <w:ilvl w:val="0"/>
-          <w:numId w:val="1004"/>
+          <w:numId w:val="1005"/>
         </w:numPr>
       </w:pPr>
-      <w:hyperlink r:id="rId52">
+      <w:hyperlink r:id="rId55">
         <w:r>
           <w:rPr>
             <w:rStyle w:val="Hyperlink"/>
@@ -947,7 +1136,7 @@
       <w:pPr>
         <w:numPr>
           <w:ilvl w:val="0"/>
-          <w:numId w:val="1005"/>
+          <w:numId w:val="1006"/>
         </w:numPr>
       </w:pPr>
       <w:r>
@@ -961,7 +1150,7 @@
       <w:pPr>
         <w:numPr>
           <w:ilvl w:val="0"/>
-          <w:numId w:val="1005"/>
+          <w:numId w:val="1006"/>
         </w:numPr>
       </w:pPr>
       <w:r>
@@ -970,7 +1159,7 @@
       <w:r>
         <w:t xml:space="preserve"> </w:t>
       </w:r>
-      <w:hyperlink r:id="rId53">
+      <w:hyperlink r:id="rId56">
         <w:r>
           <w:rPr>
             <w:rStyle w:val="Hyperlink"/>
@@ -989,7 +1178,7 @@
       <w:pPr>
         <w:numPr>
           <w:ilvl w:val="0"/>
-          <w:numId w:val="1005"/>
+          <w:numId w:val="1006"/>
         </w:numPr>
       </w:pPr>
       <w:r>
@@ -1003,7 +1192,7 @@
       <w:pPr>
         <w:numPr>
           <w:ilvl w:val="0"/>
-          <w:numId w:val="1005"/>
+          <w:numId w:val="1006"/>
         </w:numPr>
       </w:pPr>
       <w:r>
@@ -1178,9 +1367,9 @@
         <w:t xml:space="preserve">..</w:t>
       </w:r>
     </w:p>
-    <w:bookmarkEnd w:id="54"/>
-    <w:bookmarkEnd w:id="55"/>
-    <w:bookmarkStart w:id="56" w:name="scientific-topics"/>
+    <w:bookmarkEnd w:id="57"/>
+    <w:bookmarkEnd w:id="58"/>
+    <w:bookmarkStart w:id="59" w:name="scientific-topics"/>
     <w:p>
       <w:pPr>
         <w:pStyle w:val="Heading2"/>
@@ -1195,60 +1384,6 @@
       </w:pPr>
       <w:r>
         <w:t xml:space="preserve">This activity focuses on understanding genetic risk in human disease. Students will gain exposure to the following:</w:t>
-      </w:r>
-    </w:p>
-    <w:p>
-      <w:pPr>
-        <w:numPr>
-          <w:ilvl w:val="0"/>
-          <w:numId w:val="1006"/>
-        </w:numPr>
-      </w:pPr>
-      <w:r>
-        <w:t xml:space="preserve">Polygenic Risk Scores (PRS): This method estimates disease risk based on the cumulative effect of many genetic variants, each contributing a small amount. Students will use an online calculator.</w:t>
-      </w:r>
-    </w:p>
-    <w:p>
-      <w:pPr>
-        <w:numPr>
-          <w:ilvl w:val="0"/>
-          <w:numId w:val="1006"/>
-        </w:numPr>
-      </w:pPr>
-      <w:r>
-        <w:t xml:space="preserve">Genomic Medicine: Discipline that uses genome-wide variant data to guide diagnosis and help determine treatment plans, especially for common diseases like diabetes or heart disease.</w:t>
-      </w:r>
-    </w:p>
-    <w:p>
-      <w:pPr>
-        <w:numPr>
-          <w:ilvl w:val="0"/>
-          <w:numId w:val="1006"/>
-        </w:numPr>
-      </w:pPr>
-      <w:r>
-        <w:t xml:space="preserve">Genomic Databases: Students will look up variants linked to disease traits in EMBL-EBI, which are used to calculate PRS.</w:t>
-      </w:r>
-    </w:p>
-    <w:p>
-      <w:pPr>
-        <w:numPr>
-          <w:ilvl w:val="0"/>
-          <w:numId w:val="1006"/>
-        </w:numPr>
-      </w:pPr>
-      <w:r>
-        <w:t xml:space="preserve">Ethics &amp; Equity in Genomics: Current PRS tools are more accurate in individuals of European ancestry, which can facilitate discussion about health disparities and life saving treatment (e.g., early screening).</w:t>
-      </w:r>
-    </w:p>
-    <w:bookmarkEnd w:id="56"/>
-    <w:bookmarkStart w:id="57" w:name="outline"/>
-    <w:p>
-      <w:pPr>
-        <w:pStyle w:val="Heading2"/>
-      </w:pPr>
-      <w:r>
-        <w:t xml:space="preserve">Outline</w:t>
       </w:r>
     </w:p>
     <w:p>
@@ -1259,7 +1394,7 @@
         </w:numPr>
       </w:pPr>
       <w:r>
-        <w:t xml:space="preserve">Part 1: Background and Data (30-40 minutes)</w:t>
+        <w:t xml:space="preserve">Polygenic Risk Scores (PRS): This method estimates disease risk based on the cumulative effect of many genetic variants, each contributing a small amount. Students will use an online calculator.</w:t>
       </w:r>
     </w:p>
     <w:p>
@@ -1270,7 +1405,7 @@
         </w:numPr>
       </w:pPr>
       <w:r>
-        <w:t xml:space="preserve">Part 2: Calculating PRS Score (45 minutes)</w:t>
+        <w:t xml:space="preserve">Genomic Medicine: Discipline that uses genome-wide variant data to guide diagnosis and help determine treatment plans, especially for common diseases like diabetes or heart disease.</w:t>
       </w:r>
     </w:p>
     <w:p>
@@ -1281,10 +1416,64 @@
         </w:numPr>
       </w:pPr>
       <w:r>
+        <w:t xml:space="preserve">Genomic Databases: Students will look up variants linked to disease traits in EMBL-EBI, which are used to calculate PRS.</w:t>
+      </w:r>
+    </w:p>
+    <w:p>
+      <w:pPr>
+        <w:numPr>
+          <w:ilvl w:val="0"/>
+          <w:numId w:val="1007"/>
+        </w:numPr>
+      </w:pPr>
+      <w:r>
+        <w:t xml:space="preserve">Ethics &amp; Equity in Genomics: Current PRS tools are more accurate in individuals of European ancestry, which can facilitate discussion about health disparities and life saving treatment (e.g., early screening).</w:t>
+      </w:r>
+    </w:p>
+    <w:bookmarkEnd w:id="59"/>
+    <w:bookmarkStart w:id="60" w:name="outline"/>
+    <w:p>
+      <w:pPr>
+        <w:pStyle w:val="Heading2"/>
+      </w:pPr>
+      <w:r>
+        <w:t xml:space="preserve">Outline</w:t>
+      </w:r>
+    </w:p>
+    <w:p>
+      <w:pPr>
+        <w:numPr>
+          <w:ilvl w:val="0"/>
+          <w:numId w:val="1008"/>
+        </w:numPr>
+      </w:pPr>
+      <w:r>
+        <w:t xml:space="preserve">Part 1: Background and Data (30-40 minutes)</w:t>
+      </w:r>
+    </w:p>
+    <w:p>
+      <w:pPr>
+        <w:numPr>
+          <w:ilvl w:val="0"/>
+          <w:numId w:val="1008"/>
+        </w:numPr>
+      </w:pPr>
+      <w:r>
+        <w:t xml:space="preserve">Part 2: Calculating PRS Score (45 minutes)</w:t>
+      </w:r>
+    </w:p>
+    <w:p>
+      <w:pPr>
+        <w:numPr>
+          <w:ilvl w:val="0"/>
+          <w:numId w:val="1008"/>
+        </w:numPr>
+      </w:pPr>
+      <w:r>
         <w:t xml:space="preserve">Part 3: Comparing Studies for PRS (20-30 minutes)</w:t>
       </w:r>
     </w:p>
-    <w:bookmarkEnd w:id="57"/>
+    <w:bookmarkEnd w:id="60"/>
     <w:sectPr>
       <w:footnotePr>
         <w:numRestart w:val="eachSect"/>
@@ -1632,6 +1821,9 @@
     <w:abstractNumId w:val="991"/>
   </w:num>
   <w:num w:numId="1007">
+    <w:abstractNumId w:val="991"/>
+  </w:num>
+  <w:num w:numId="1008">
     <w:abstractNumId w:val="991"/>
   </w:num>
 </w:numbering>
